--- a/Ideen.docx
+++ b/Ideen.docx
@@ -24,17 +24,26 @@
     </w:p>
     <w:p>
       <w:r>
-        <w:t>Hellblau = Niederländische Liga</w:t>
-      </w:r>
-    </w:p>
-    <w:p>
-      <w:r>
-        <w:t>Braun = Portugiesische Liga</w:t>
-      </w:r>
-    </w:p>
-    <w:p>
-      <w:r>
-        <w:t>Orange = Französische Liga</w:t>
+        <w:t>Orange</w:t>
+      </w:r>
+      <w:r>
+        <w:t xml:space="preserve"> = Niederländische Liga</w:t>
+      </w:r>
+    </w:p>
+    <w:p>
+      <w:r>
+        <w:t>Türkis</w:t>
+      </w:r>
+      <w:r>
+        <w:t>= Portugiesische Liga</w:t>
+      </w:r>
+    </w:p>
+    <w:p>
+      <w:r>
+        <w:t xml:space="preserve">Hellblau </w:t>
+      </w:r>
+      <w:r>
+        <w:t>= Französische Liga</w:t>
       </w:r>
     </w:p>
     <w:p>
@@ -49,12 +58,18 @@
     </w:p>
     <w:p>
       <w:r>
-        <w:t>Grün = Premier Liga</w:t>
-      </w:r>
-    </w:p>
-    <w:p>
-      <w:r>
-        <w:t>Blau = Spanische Liga</w:t>
+        <w:t xml:space="preserve">Pink </w:t>
+      </w:r>
+      <w:r>
+        <w:t>= Premier Liga</w:t>
+      </w:r>
+    </w:p>
+    <w:p>
+      <w:r>
+        <w:t xml:space="preserve">Dunkelblau </w:t>
+      </w:r>
+      <w:r>
+        <w:t>= Spanische Liga</w:t>
       </w:r>
     </w:p>
     <w:p>

--- a/Ideen.docx
+++ b/Ideen.docx
@@ -19,7 +19,13 @@
     </w:p>
     <w:p>
       <w:r>
-        <w:t>Lila = Ö. Liga</w:t>
+        <w:t>Lila = Ö</w:t>
+      </w:r>
+      <w:r>
+        <w:t>sterreichische</w:t>
+      </w:r>
+      <w:r>
+        <w:t xml:space="preserve"> Liga</w:t>
       </w:r>
     </w:p>
     <w:p>
@@ -61,7 +67,10 @@
         <w:t xml:space="preserve">Pink </w:t>
       </w:r>
       <w:r>
-        <w:t>= Premier Liga</w:t>
+        <w:t>= Premier L</w:t>
+      </w:r>
+      <w:r>
+        <w:t>eague</w:t>
       </w:r>
     </w:p>
     <w:p>
@@ -70,6 +79,27 @@
       </w:r>
       <w:r>
         <w:t>= Spanische Liga</w:t>
+      </w:r>
+    </w:p>
+    <w:p>
+      <w:r>
+        <w:t xml:space="preserve">Schwarz = </w:t>
+      </w:r>
+      <w:r>
+        <w:t>TV-Rechte</w:t>
+      </w:r>
+    </w:p>
+    <w:p>
+      <w:r>
+        <w:t xml:space="preserve">Grün = </w:t>
+      </w:r>
+      <w:r>
+        <w:t>VAR/Prämie</w:t>
+      </w:r>
+    </w:p>
+    <w:p>
+      <w:r>
+        <w:t>Grau = Sponsoren</w:t>
       </w:r>
     </w:p>
     <w:p>
